--- a/courts/eighth-circuit/south-dakota/state/supreme-court/reply-brief/usage/OUTPUT-reply-brief.docx
+++ b/courts/eighth-circuit/south-dakota/state/supreme-court/reply-brief/usage/OUTPUT-reply-brief.docx
@@ -5168,7 +5168,7 @@
         <w:pStyle w:val="XdQuoteOnly"/>
       </w:pPr>
       <w:r>
-        <w:t xml:space="preserve">It’s how many turbines are around a particular house or point of interest. . . . [T]he density of turbines is such that there’s lots of nonparticipating houses with predicted levels about 40 [dbA]. At my last count I think it was approaching 100 [homes]. It was a lot . . . And I would like to see it a lot lower number there.”</w:t>
+        <w:t xml:space="preserve">It’s how many turbines are around a particular house or point of interest. . . . [T]he density of turbines is such that there’s lots of nonparticipating houses with predicted levels about 40 [dbA]. At my last count I think it was approaching 100 [homes]. It was a lot . . . And I would like to see it a lot lower number there.”</w:t>
       </w:r>
       <w:r>
         <w:rPr>
@@ -8172,13 +8172,13 @@
         <w:t xml:space="preserve"> </w:t>
       </w:r>
       <w:r>
-        <w:t xml:space="preserve">“Understanding the 3dB rule,” https://pulsarinstruments.com/​en/​post/​understanding</w:t>
+        <w:t xml:space="preserve">“Understanding the 3dB rule,” https://​pulsarinstruments.​com/​en/​post/​understanding</w:t>
       </w:r>
       <w:r>
         <w:noBreakHyphen/>
       </w:r>
       <w:r>
-        <w:t xml:space="preserve">3db-rule.</w:t>
+        <w:t xml:space="preserve">3db-​rule.</w:t>
       </w:r>
     </w:p>
   </w:footnote>
@@ -9145,6 +9145,7 @@
     <w:unhideWhenUsed/>
     <w:qFormat/>
     <w:pPr>
+      <w:keepLines/>
       <w:spacing w:before="0" w:after="140" w:line="276" w:lineRule="exact"/>
     </w:pPr>
     <w:rPr>
@@ -9395,6 +9396,33 @@
     <w:pPr>
       <w:spacing w:before="0" w:after="0" w:line="276" w:lineRule="exact"/>
       <w:ind w:left="2160" w:hanging="720"/>
+    </w:pPr>
+  </w:style>
+  <w:style w:type="paragraph" w:customStyle="1" w:styleId="XdQuoteList1">
+    <w:name w:val="Xd Quote List 1"/>
+    <w:basedOn w:val="Normal"/>
+    <w:qFormat/>
+    <w:pPr>
+      <w:spacing w:before="0" w:after="0" w:line="276" w:lineRule="exact"/>
+      <w:ind w:left="1440" w:right="720" w:hanging="720"/>
+    </w:pPr>
+  </w:style>
+  <w:style w:type="paragraph" w:customStyle="1" w:styleId="XdQuoteList2">
+    <w:name w:val="Xd Quote List 2"/>
+    <w:basedOn w:val="Normal"/>
+    <w:qFormat/>
+    <w:pPr>
+      <w:spacing w:before="0" w:after="0" w:line="276" w:lineRule="exact"/>
+      <w:ind w:left="2160" w:right="720" w:hanging="720"/>
+    </w:pPr>
+  </w:style>
+  <w:style w:type="paragraph" w:customStyle="1" w:styleId="XdQuoteList3">
+    <w:name w:val="Xd Quote List 3"/>
+    <w:basedOn w:val="Normal"/>
+    <w:qFormat/>
+    <w:pPr>
+      <w:spacing w:before="0" w:after="0" w:line="276" w:lineRule="exact"/>
+      <w:ind w:left="2880" w:right="720" w:hanging="720"/>
     </w:pPr>
   </w:style>
   <w:style w:type="paragraph" w:customStyle="1" w:styleId="XdQuoteOnly">

--- a/courts/eighth-circuit/south-dakota/state/supreme-court/reply-brief/usage/OUTPUT-reply-brief.docx
+++ b/courts/eighth-circuit/south-dakota/state/supreme-court/reply-brief/usage/OUTPUT-reply-brief.docx
@@ -5168,7 +5168,7 @@
         <w:pStyle w:val="XdQuoteOnly"/>
       </w:pPr>
       <w:r>
-        <w:t xml:space="preserve">It’s how many turbines are around a particular house or point of interest. . . . [T]he density of turbines is such that there’s lots of nonparticipating houses with predicted levels about 40 [dbA]. At my last count I think it was approaching 100 [homes]. It was a lot . . . And I would like to see it a lot lower number there.”</w:t>
+        <w:t xml:space="preserve">It’s how many turbines are around a particular house or point of interest. ⁠. ⁠. ⁠. [T]he density of turbines is such that there’s lots of nonparticipating houses with predicted levels about 40 [dbA]. At my last count I think it was approaching 100 [homes]. It was a lot ⁠. ⁠. ⁠. And I would like to see it a lot lower number there.”</w:t>
       </w:r>
       <w:r>
         <w:rPr>
@@ -8172,13 +8172,7 @@
         <w:t xml:space="preserve"> </w:t>
       </w:r>
       <w:r>
-        <w:t xml:space="preserve">“Understanding the 3dB rule,” https://​pulsarinstruments.​com/​en/​post/​understanding</w:t>
-      </w:r>
-      <w:r>
-        <w:noBreakHyphen/>
-      </w:r>
-      <w:r>
-        <w:t xml:space="preserve">3db-​rule.</w:t>
+        <w:t xml:space="preserve">“Understanding the 3dB rule,” https://​pulsarinstruments.​com/​en/​post/​understanding-⁠3db-​rule.</w:t>
       </w:r>
     </w:p>
   </w:footnote>

--- a/courts/eighth-circuit/south-dakota/state/supreme-court/reply-brief/usage/OUTPUT-reply-brief.docx
+++ b/courts/eighth-circuit/south-dakota/state/supreme-court/reply-brief/usage/OUTPUT-reply-brief.docx
@@ -9334,7 +9334,7 @@
     <w:basedOn w:val="Normal"/>
     <w:qFormat/>
     <w:pPr>
-      <w:spacing w:before="0" w:after="264" w:line="276" w:lineRule="exact"/>
+      <w:spacing w:before="0" w:after="144" w:line="276" w:lineRule="exact"/>
       <w:ind w:firstLine="720"/>
     </w:pPr>
   </w:style>

--- a/courts/eighth-circuit/south-dakota/state/supreme-court/reply-brief/usage/OUTPUT-reply-brief.docx
+++ b/courts/eighth-circuit/south-dakota/state/supreme-court/reply-brief/usage/OUTPUT-reply-brief.docx
@@ -475,9 +475,7 @@
         <w:jc w:val="center"/>
       </w:pPr>
       <w:r>
-        <w:t xml:space="preserve">19CIV20</w:t>
-        <w:noBreakHyphen/>
-        <w:t xml:space="preserve">000021</w:t>
+        <w:t xml:space="preserve">19CIV20-⁠000021</w:t>
       </w:r>
     </w:p>
     <w:p>
@@ -780,9 +778,7 @@
               <w:t xml:space="preserve"> </w:t>
             </w:r>
             <w:r>
-              <w:t xml:space="preserve">743</w:t>
-              <w:noBreakHyphen/>
-              <w:t xml:space="preserve">2070</w:t>
+              <w:t xml:space="preserve">743-⁠2070</w:t>
             </w:r>
           </w:p>
           <w:p>
@@ -1082,9 +1078,7 @@
               <w:t xml:space="preserve"> </w:t>
             </w:r>
             <w:r>
-              <w:t xml:space="preserve">332</w:t>
-              <w:noBreakHyphen/>
-              <w:t xml:space="preserve">5999</w:t>
+              <w:t xml:space="preserve">332-⁠5999</w:t>
             </w:r>
           </w:p>
           <w:p>
@@ -1300,9 +1294,7 @@
               <w:t xml:space="preserve"> </w:t>
             </w:r>
             <w:r>
-              <w:t xml:space="preserve">773</w:t>
-              <w:noBreakHyphen/>
-              <w:t xml:space="preserve">3201</w:t>
+              <w:t xml:space="preserve">773-⁠3201</w:t>
             </w:r>
           </w:p>
         </w:tc>
@@ -3303,11 +3295,7 @@
         <w:t xml:space="preserve"> </w:t>
       </w:r>
       <w:r>
-        <w:t xml:space="preserve">1</w:t>
-        <w:noBreakHyphen/>
-        <w:t xml:space="preserve">26</w:t>
-        <w:noBreakHyphen/>
-        <w:t xml:space="preserve">36</w:t>
+        <w:t xml:space="preserve">1-⁠26-⁠36</w:t>
       </w:r>
       <w:r>
         <w:t xml:space="preserve">   </w:t>
@@ -3335,11 +3323,7 @@
         <w:t xml:space="preserve"> </w:t>
       </w:r>
       <w:r>
-        <w:t xml:space="preserve">15</w:t>
-        <w:noBreakHyphen/>
-        <w:t xml:space="preserve">26A</w:t>
-        <w:noBreakHyphen/>
-        <w:t xml:space="preserve">66(b)⁠(4)</w:t>
+        <w:t xml:space="preserve">15-⁠26A-⁠66(b)⁠(4)</w:t>
       </w:r>
       <w:r>
         <w:t xml:space="preserve">   </w:t>
@@ -3367,11 +3351,7 @@
         <w:t xml:space="preserve"> </w:t>
       </w:r>
       <w:r>
-        <w:t xml:space="preserve">21</w:t>
-        <w:noBreakHyphen/>
-        <w:t xml:space="preserve">10</w:t>
-        <w:noBreakHyphen/>
-        <w:t xml:space="preserve">1</w:t>
+        <w:t xml:space="preserve">21-⁠10-⁠1</w:t>
       </w:r>
       <w:r>
         <w:t xml:space="preserve"> </w:t>
@@ -3383,9 +3363,7 @@
         <w:t xml:space="preserve"> </w:t>
       </w:r>
       <w:r>
-        <w:t xml:space="preserve"/>
-        <w:noBreakHyphen/>
-        <w:t xml:space="preserve">2</w:t>
+        <w:t xml:space="preserve">-⁠2</w:t>
       </w:r>
       <w:r>
         <w:t xml:space="preserve">   </w:t>
@@ -3413,11 +3391,7 @@
         <w:t xml:space="preserve"> </w:t>
       </w:r>
       <w:r>
-        <w:t xml:space="preserve">43</w:t>
-        <w:noBreakHyphen/>
-        <w:t xml:space="preserve">13</w:t>
-        <w:noBreakHyphen/>
-        <w:t xml:space="preserve">1</w:t>
+        <w:t xml:space="preserve">43-⁠13-⁠1</w:t>
       </w:r>
       <w:r>
         <w:t xml:space="preserve"> </w:t>
@@ -3429,9 +3403,7 @@
         <w:t xml:space="preserve"> </w:t>
       </w:r>
       <w:r>
-        <w:t xml:space="preserve"/>
-        <w:noBreakHyphen/>
-        <w:t xml:space="preserve">13</w:t>
+        <w:t xml:space="preserve">-⁠13</w:t>
       </w:r>
       <w:r>
         <w:t xml:space="preserve">   </w:t>
@@ -3459,11 +3431,7 @@
         <w:t xml:space="preserve"> </w:t>
       </w:r>
       <w:r>
-        <w:t xml:space="preserve">49</w:t>
-        <w:noBreakHyphen/>
-        <w:t xml:space="preserve">41B</w:t>
-        <w:noBreakHyphen/>
-        <w:t xml:space="preserve">1</w:t>
+        <w:t xml:space="preserve">49-⁠41B-⁠1</w:t>
       </w:r>
       <w:r>
         <w:t xml:space="preserve">   </w:t>
@@ -3491,11 +3459,7 @@
         <w:t xml:space="preserve"> </w:t>
       </w:r>
       <w:r>
-        <w:t xml:space="preserve">49</w:t>
-        <w:noBreakHyphen/>
-        <w:t xml:space="preserve">41B</w:t>
-        <w:noBreakHyphen/>
-        <w:t xml:space="preserve">35</w:t>
+        <w:t xml:space="preserve">49-⁠41B-⁠35</w:t>
       </w:r>
       <w:r>
         <w:t xml:space="preserve">   </w:t>
@@ -4774,19 +4738,7 @@
         <w:pStyle w:val="BodyTextNote"/>
       </w:pPr>
       <w:r>
-        <w:t xml:space="preserve">The opposing arguments of Appellees assert that as the language of SDCL 49</w:t>
-      </w:r>
-      <w:r>
-        <w:noBreakHyphen/>
-      </w:r>
-      <w:r>
-        <w:t xml:space="preserve">41B</w:t>
-      </w:r>
-      <w:r>
-        <w:noBreakHyphen/>
-      </w:r>
-      <w:r>
-        <w:t xml:space="preserve">35</w:t>
+        <w:t xml:space="preserve">The opposing arguments of Appellees assert that as the language of SDCL 49-⁠41B-⁠35</w:t>
       </w:r>
       <w:r>
         <w:t xml:space="preserve"> </w:t>
@@ -5114,13 +5066,7 @@
         <w:t xml:space="preserve"> </w:t>
       </w:r>
       <w:r>
-        <w:t xml:space="preserve">(AR</w:t>
-      </w:r>
-      <w:r>
-        <w:noBreakHyphen/>
-      </w:r>
-      <w:r>
-        <w:t xml:space="preserve">1 229). (Emphasis supplied.)</w:t>
+        <w:t xml:space="preserve">(AR-⁠1 229). (Emphasis supplied.)</w:t>
       </w:r>
     </w:p>
     <w:p>
@@ -5182,37 +5128,13 @@
         <w:pStyle w:val="BodyTextNote"/>
       </w:pPr>
       <w:r>
-        <w:t xml:space="preserve">The expert’s views or worries reflect a disconnect from the legislature’s purpose that Projects yield “minimal adverse effects” on the citizens of this state, SDCL 49</w:t>
-      </w:r>
-      <w:r>
-        <w:noBreakHyphen/>
-      </w:r>
-      <w:r>
-        <w:t xml:space="preserve">41B</w:t>
-      </w:r>
-      <w:r>
-        <w:noBreakHyphen/>
-      </w:r>
-      <w:r>
-        <w:t xml:space="preserve">1.</w:t>
-      </w:r>
-      <w:r>
-        <w:t xml:space="preserve"> </w:t>
-      </w:r>
-      <w:r>
-        <w:t xml:space="preserve">Hessler’s concerns for the design are never cited nor addressed in the Agency’s decision of April 6, 2020 (R014230), or the trial court’s order (CR</w:t>
-      </w:r>
-      <w:r>
-        <w:noBreakHyphen/>
-      </w:r>
-      <w:r>
-        <w:t xml:space="preserve">1566) and memorandum (CR</w:t>
-      </w:r>
-      <w:r>
-        <w:noBreakHyphen/>
-      </w:r>
-      <w:r>
-        <w:t xml:space="preserve">1528).</w:t>
+        <w:t xml:space="preserve">The expert’s views or worries reflect a disconnect from the legislature’s purpose that Projects yield “minimal adverse effects” on the citizens of this state, SDCL 49-⁠41B-⁠1.</w:t>
+      </w:r>
+      <w:r>
+        <w:t xml:space="preserve"> </w:t>
+      </w:r>
+      <w:r>
+        <w:t xml:space="preserve">Hessler’s concerns for the design are never cited nor addressed in the Agency’s decision of April 6, 2020 (R014230), or the trial court’s order (CR-⁠1566) and memorandum (CR-⁠1528).</w:t>
       </w:r>
       <w:r>
         <w:rPr>
@@ -5242,13 +5164,7 @@
         <w:t xml:space="preserve"> </w:t>
       </w:r>
       <w:r>
-        <w:t xml:space="preserve">opinions of experts hired by Staff (like Hessler), and borrows some convenient part of the regulations of other bodies, in the name of “Regulatory Limits.” This includes the German safety rules exemplified by Ex. A12</w:t>
-      </w:r>
-      <w:r>
-        <w:noBreakHyphen/>
-      </w:r>
-      <w:r>
-        <w:t xml:space="preserve">16 (R006006).</w:t>
+        <w:t xml:space="preserve">opinions of experts hired by Staff (like Hessler), and borrows some convenient part of the regulations of other bodies, in the name of “Regulatory Limits.” This includes the German safety rules exemplified by Ex. A12-⁠16 (R006006).</w:t>
       </w:r>
       <w:r>
         <w:rPr>
@@ -5708,34 +5624,13 @@
         <w:pStyle w:val="BodyText"/>
       </w:pPr>
       <w:r>
-        <w:t xml:space="preserve">The nuisance arguments of Appellants related entirely to the proscribing language of SDCL 21</w:t>
-      </w:r>
-      <w:r>
-        <w:noBreakHyphen/>
-      </w:r>
-      <w:r>
-        <w:t xml:space="preserve">10</w:t>
-      </w:r>
-      <w:r>
-        <w:noBreakHyphen/>
-      </w:r>
-      <w:r>
-        <w:t xml:space="preserve">1</w:t>
-      </w:r>
-      <w:r>
-        <w:t xml:space="preserve"> </w:t>
-      </w:r>
-      <w:r>
-        <w:t xml:space="preserve">and</w:t>
-      </w:r>
-      <w:r>
-        <w:t xml:space="preserve"> </w:t>
-      </w:r>
-      <w:r>
-        <w:noBreakHyphen/>
-      </w:r>
-      <w:r>
-        <w:t xml:space="preserve">2. The Project now has a CUP (under challenge in Appeal # 29352) and the Facility Siting Permit at issue here. The Project is fully permitted, entirely built. The casting of Effects upon Appellants is already underway. Appellants have no apparent remedy to challenge the discarding of Effects upon them within the scope of nuisance law; this, too, has elements of an easement, as argued in Appellants’ brief.</w:t>
+        <w:t xml:space="preserve">The nuisance arguments of Appellants related entirely to the proscribing language of SDCL 21-⁠10-⁠1</w:t>
+      </w:r>
+      <w:r>
+        <w:t xml:space="preserve"> </w:t>
+      </w:r>
+      <w:r>
+        <w:t xml:space="preserve">and -⁠2. The Project now has a CUP (under challenge in Appeal # 29352) and the Facility Siting Permit at issue here. The Project is fully permitted, entirely built. The casting of Effects upon Appellants is already underway. Appellants have no apparent remedy to challenge the discarding of Effects upon them within the scope of nuisance law; this, too, has elements of an easement, as argued in Appellants’ brief.</w:t>
       </w:r>
     </w:p>
     <w:p>
@@ -6207,19 +6102,7 @@
         <w:t xml:space="preserve">Cedar Point</w:t>
       </w:r>
       <w:r>
-        <w:t xml:space="preserve">, slip. op., 20, Chief Justice Roberts concluded: “The access regulation amounts to simple appropriation of private property.” That conclusion is likewise warranted here, such that the trial court’s affirmance of the Agency’s order should be reversed. This is not yet an inverse condemnation case, but one where the Agency’s actions, in violating or prejudicing the substantial rights of Appellants, are open to question under SDCL 1</w:t>
-      </w:r>
-      <w:r>
-        <w:noBreakHyphen/>
-      </w:r>
-      <w:r>
-        <w:t xml:space="preserve">26</w:t>
-      </w:r>
-      <w:r>
-        <w:noBreakHyphen/>
-      </w:r>
-      <w:r>
-        <w:t xml:space="preserve">36.</w:t>
+        <w:t xml:space="preserve">, slip. op., 20, Chief Justice Roberts concluded: “The access regulation amounts to simple appropriation of private property.” That conclusion is likewise warranted here, such that the trial court’s affirmance of the Agency’s order should be reversed. This is not yet an inverse condemnation case, but one where the Agency’s actions, in violating or prejudicing the substantial rights of Appellants, are open to question under SDCL 1-⁠26-⁠36.</w:t>
       </w:r>
       <w:r>
         <w:t xml:space="preserve"> </w:t>
@@ -6503,9 +6386,7 @@
               <w:t xml:space="preserve"> </w:t>
             </w:r>
             <w:r>
-              <w:t xml:space="preserve">743</w:t>
-              <w:noBreakHyphen/>
-              <w:t xml:space="preserve">2070</w:t>
+              <w:t xml:space="preserve">743-⁠2070</w:t>
             </w:r>
           </w:p>
           <w:p>
@@ -6680,19 +6561,7 @@
         <w:pStyle w:val="XdTail"/>
       </w:pPr>
       <w:r>
-        <w:t xml:space="preserve">In accordance with SDCL 15</w:t>
-      </w:r>
-      <w:r>
-        <w:noBreakHyphen/>
-      </w:r>
-      <w:r>
-        <w:t xml:space="preserve">26A</w:t>
-      </w:r>
-      <w:r>
-        <w:noBreakHyphen/>
-      </w:r>
-      <w:r>
-        <w:t xml:space="preserve">66(b)⁠(4),</w:t>
+        <w:t xml:space="preserve">In accordance with SDCL 15-⁠26A-⁠66(b)⁠(4),</w:t>
       </w:r>
       <w:r>
         <w:t xml:space="preserve"> </w:t>
@@ -7059,13 +6928,7 @@
         <w:t xml:space="preserve"> </w:t>
       </w:r>
       <w:r>
-        <w:t xml:space="preserve">the Agency’s hearing – see Appellants’ brief, 17, and n. 29, being placed in the record post-hearing as Ex. I</w:t>
-      </w:r>
-      <w:r>
-        <w:noBreakHyphen/>
-      </w:r>
-      <w:r>
-        <w:t xml:space="preserve">8, R013802.</w:t>
+        <w:t xml:space="preserve">the Agency’s hearing – see Appellants’ brief, 17, and n. 29, being placed in the record post-hearing as Ex. I-⁠8, R013802.</w:t>
       </w:r>
     </w:p>
   </w:footnote>
@@ -7084,13 +6947,7 @@
         <w:t xml:space="preserve"> </w:t>
       </w:r>
       <w:r>
-        <w:t xml:space="preserve">As referenced in the testimony of Staff’s expert witness Hessler and Staff member Kearney, cited in Appellant’s brief, 26</w:t>
-      </w:r>
-      <w:r>
-        <w:noBreakHyphen/>
-      </w:r>
-      <w:r>
-        <w:t xml:space="preserve">7.</w:t>
+        <w:t xml:space="preserve">As referenced in the testimony of Staff’s expert witness Hessler and Staff member Kearney, cited in Appellant’s brief, 26-⁠7.</w:t>
       </w:r>
     </w:p>
   </w:footnote>
@@ -7257,13 +7114,7 @@
         <w:t xml:space="preserve"> </w:t>
       </w:r>
       <w:r>
-        <w:t xml:space="preserve">Appellants had each executed an instrument with the “Effects Easement” language; see Section 5.2 of Ex. I</w:t>
-      </w:r>
-      <w:r>
-        <w:noBreakHyphen/>
-      </w:r>
-      <w:r>
-        <w:t xml:space="preserve">2, R013269, reproduced in Appendix C, Appellant’s brief.</w:t>
+        <w:t xml:space="preserve">Appellants had each executed an instrument with the “Effects Easement” language; see Section 5.2 of Ex. I-⁠2, R013269, reproduced in Appendix C, Appellant’s brief.</w:t>
       </w:r>
     </w:p>
   </w:footnote>
@@ -7289,13 +7140,7 @@
         <w:t xml:space="preserve">Cedar Point</w:t>
       </w:r>
       <w:r>
-        <w:t xml:space="preserve">, slip op. at 3</w:t>
-      </w:r>
-      <w:r>
-        <w:noBreakHyphen/>
-      </w:r>
-      <w:r>
-        <w:t xml:space="preserve">7, observing also, at 3, the growers “had made no attempt to satisfy” the</w:t>
+        <w:t xml:space="preserve">, slip op. at 3-⁠7, observing also, at 3, the growers “had made no attempt to satisfy” the</w:t>
       </w:r>
       <w:r>
         <w:t xml:space="preserve"> </w:t>
@@ -7447,19 +7292,7 @@
         <w:t xml:space="preserve"> </w:t>
       </w:r>
       <w:r>
-        <w:t xml:space="preserve">This is merely an appeal of the trial court’s affirming order on review of the Agency’s decision, the inquiry being directed by the full scope of SDCL 1</w:t>
-      </w:r>
-      <w:r>
-        <w:noBreakHyphen/>
-      </w:r>
-      <w:r>
-        <w:t xml:space="preserve">26</w:t>
-      </w:r>
-      <w:r>
-        <w:noBreakHyphen/>
-      </w:r>
-      <w:r>
-        <w:t xml:space="preserve">36.</w:t>
+        <w:t xml:space="preserve">This is merely an appeal of the trial court’s affirming order on review of the Agency’s decision, the inquiry being directed by the full scope of SDCL 1-⁠26-⁠36.</w:t>
       </w:r>
     </w:p>
   </w:footnote>
@@ -7497,13 +7330,7 @@
         <w:t xml:space="preserve"> </w:t>
       </w:r>
       <w:r>
-        <w:t xml:space="preserve">Staff’s Expert Hessler opined the Project is “aggressively devised” (Ex. S2, R012746, TR-H 497:24</w:t>
-      </w:r>
-      <w:r>
-        <w:noBreakHyphen/>
-      </w:r>
-      <w:r>
-        <w:t xml:space="preserve">498:25). Neither Agency nor Applicant mentioned or cited Hessler’s opinion below, and now, Appellees continue to ignore it.</w:t>
+        <w:t xml:space="preserve">Staff’s Expert Hessler opined the Project is “aggressively devised” (Ex. S2, R012746, TR-H 497:24-⁠498:25). Neither Agency nor Applicant mentioned or cited Hessler’s opinion below, and now, Appellees continue to ignore it.</w:t>
       </w:r>
     </w:p>
   </w:footnote>
@@ -7560,28 +7387,13 @@
         <w:t xml:space="preserve"> </w:t>
       </w:r>
       <w:r>
-        <w:t xml:space="preserve">SDCL 43</w:t>
-      </w:r>
-      <w:r>
-        <w:noBreakHyphen/>
-      </w:r>
-      <w:r>
-        <w:t xml:space="preserve">13</w:t>
-      </w:r>
-      <w:r>
-        <w:noBreakHyphen/>
-      </w:r>
-      <w:r>
-        <w:t xml:space="preserve">1 to</w:t>
-      </w:r>
-      <w:r>
-        <w:t xml:space="preserve"> </w:t>
-      </w:r>
-      <w:r>
-        <w:noBreakHyphen/>
-      </w:r>
-      <w:r>
-        <w:t xml:space="preserve">13, inclusive, copied from California Civil Code in 1877; the chapter then continues, ending with wind and solar easements, generally added in 1996 and extensively and frequently amended since.</w:t>
+        <w:t xml:space="preserve">SDCL 43-⁠13-⁠1 to</w:t>
+      </w:r>
+      <w:r>
+        <w:t xml:space="preserve"> </w:t>
+      </w:r>
+      <w:r>
+        <w:t xml:space="preserve">-⁠13, inclusive, copied from California Civil Code in 1877; the chapter then continues, ending with wind and solar easements, generally added in 1996 and extensively and frequently amended since.</w:t>
       </w:r>
     </w:p>
   </w:footnote>
@@ -7753,13 +7565,7 @@
         <w:t xml:space="preserve"> </w:t>
       </w:r>
       <w:r>
-        <w:t xml:space="preserve">– of Appellants. Consider the comments of Commissioner Nelson in taking Applicant’s counsel to task, as recounted in Appellants’ brief, at 6</w:t>
-      </w:r>
-      <w:r>
-        <w:noBreakHyphen/>
-      </w:r>
-      <w:r>
-        <w:t xml:space="preserve">7, on the issue of confidentiality. The exchange was on the value to Participants of negotiating wind farm leases and easements. The property interests of Non-Participants, however, merited no expression of concern; these interests have been trampled in the process.</w:t>
+        <w:t xml:space="preserve">– of Appellants. Consider the comments of Commissioner Nelson in taking Applicant’s counsel to task, as recounted in Appellants’ brief, at 6-⁠7, on the issue of confidentiality. The exchange was on the value to Participants of negotiating wind farm leases and easements. The property interests of Non-Participants, however, merited no expression of concern; these interests have been trampled in the process.</w:t>
       </w:r>
     </w:p>
   </w:footnote>
@@ -7794,13 +7600,7 @@
         <w:t xml:space="preserve"> </w:t>
       </w:r>
       <w:r>
-        <w:t xml:space="preserve">- creates this Catch</w:t>
-      </w:r>
-      <w:r>
-        <w:noBreakHyphen/>
-      </w:r>
-      <w:r>
-        <w:t xml:space="preserve">22: without an underlying voluntary easement for Applicant’s benefit, the PUC’s decision steps in to serve as one.</w:t>
+        <w:t xml:space="preserve">- creates this Catch-⁠22: without an underlying voluntary easement for Applicant’s benefit, the PUC’s decision steps in to serve as one.</w:t>
       </w:r>
     </w:p>
   </w:footnote>
@@ -7819,25 +7619,7 @@
         <w:t xml:space="preserve"> </w:t>
       </w:r>
       <w:r>
-        <w:t xml:space="preserve">These homes being embraced within the Project’s boundaries, as shown in Appendices A</w:t>
-      </w:r>
-      <w:r>
-        <w:noBreakHyphen/>
-      </w:r>
-      <w:r>
-        <w:t xml:space="preserve">1, A</w:t>
-      </w:r>
-      <w:r>
-        <w:noBreakHyphen/>
-      </w:r>
-      <w:r>
-        <w:t xml:space="preserve">2 and A</w:t>
-      </w:r>
-      <w:r>
-        <w:noBreakHyphen/>
-      </w:r>
-      <w:r>
-        <w:t xml:space="preserve">3,</w:t>
+        <w:t xml:space="preserve">These homes being embraced within the Project’s boundaries, as shown in Appendices A-⁠1, A-⁠2 and A-⁠3,</w:t>
       </w:r>
       <w:r>
         <w:t xml:space="preserve"> </w:t>
@@ -7850,13 +7632,7 @@
         <w:t xml:space="preserve">Appellants’ Reply Brief to Circuit Judge Elshere</w:t>
       </w:r>
       <w:r>
-        <w:t xml:space="preserve">, CR 1497, and also Ex. 14</w:t>
-      </w:r>
-      <w:r>
-        <w:noBreakHyphen/>
-      </w:r>
-      <w:r>
-        <w:t xml:space="preserve">2, R011280.</w:t>
+        <w:t xml:space="preserve">, CR 1497, and also Ex. 14-⁠2, R011280.</w:t>
       </w:r>
     </w:p>
   </w:footnote>
@@ -7891,19 +7667,7 @@
         <w:t xml:space="preserve"> </w:t>
       </w:r>
       <w:r>
-        <w:t xml:space="preserve">in accord with other predictions, as noted in Ex. I</w:t>
-      </w:r>
-      <w:r>
-        <w:noBreakHyphen/>
-      </w:r>
-      <w:r>
-        <w:t xml:space="preserve">3, R</w:t>
-      </w:r>
-      <w:r>
-        <w:noBreakHyphen/>
-      </w:r>
-      <w:r>
-        <w:t xml:space="preserve">013292, at 013294, and referenced in Appellants’ brief, at n. 34. Appellants did</w:t>
+        <w:t xml:space="preserve">in accord with other predictions, as noted in Ex. I-⁠3, R-⁠013292, at 013294, and referenced in Appellants’ brief, at n. 34. Appellants did</w:t>
       </w:r>
       <w:r>
         <w:t xml:space="preserve"> </w:t>
@@ -7976,13 +7740,7 @@
         <w:t xml:space="preserve"> </w:t>
       </w:r>
       <w:r>
-        <w:t xml:space="preserve">Ex. S2, R012746, TR-H 497:24</w:t>
-      </w:r>
-      <w:r>
-        <w:noBreakHyphen/>
-      </w:r>
-      <w:r>
-        <w:t xml:space="preserve">498:25.</w:t>
+        <w:t xml:space="preserve">Ex. S2, R012746, TR-H 497:24-⁠498:25.</w:t>
       </w:r>
     </w:p>
   </w:footnote>
@@ -8001,13 +7759,7 @@
         <w:t xml:space="preserve"> </w:t>
       </w:r>
       <w:r>
-        <w:t xml:space="preserve">TR-H 507:4</w:t>
-      </w:r>
-      <w:r>
-        <w:noBreakHyphen/>
-      </w:r>
-      <w:r>
-        <w:t xml:space="preserve">12. Needless to say, Hessler did not see a “lot lower number” from either the PUC or Applicant. (Simply nothing can be done for these unfortunates, it seems.)</w:t>
+        <w:t xml:space="preserve">TR-H 507:4-⁠12. Needless to say, Hessler did not see a “lot lower number” from either the PUC or Applicant. (Simply nothing can be done for these unfortunates, it seems.)</w:t>
       </w:r>
     </w:p>
   </w:footnote>
@@ -8077,19 +7829,7 @@
         <w:t xml:space="preserve"> </w:t>
       </w:r>
       <w:r>
-        <w:t xml:space="preserve">See Appellants’ brief, 9, n. 15 – no citation to that purported case, as referenced by Staff witness Kearney, is found in the briefs of Appellees. Appellants believe no such case exists, or at least, not one that would hold precedental value for this Court and South Dakota property law (including SDCL 43</w:t>
-      </w:r>
-      <w:r>
-        <w:noBreakHyphen/>
-      </w:r>
-      <w:r>
-        <w:t xml:space="preserve">13</w:t>
-      </w:r>
-      <w:r>
-        <w:noBreakHyphen/>
-      </w:r>
-      <w:r>
-        <w:t xml:space="preserve">2(8)).</w:t>
+        <w:t xml:space="preserve">See Appellants’ brief, 9, n. 15 – no citation to that purported case, as referenced by Staff witness Kearney, is found in the briefs of Appellees. Appellants believe no such case exists, or at least, not one that would hold precedental value for this Court and South Dakota property law (including SDCL 43-⁠13-⁠2(8)).</w:t>
       </w:r>
     </w:p>
   </w:footnote>
@@ -8223,13 +7963,7 @@
         <w:t xml:space="preserve"> </w:t>
       </w:r>
       <w:r>
-        <w:t xml:space="preserve">Mrs. Kranz’s farm is capable of hosting turbines; she declined to enter into the proferred Kranz Easement (Ex. I</w:t>
-      </w:r>
-      <w:r>
-        <w:noBreakHyphen/>
-      </w:r>
-      <w:r>
-        <w:t xml:space="preserve">2, R013269). Ironically, as noted in Appellants’ brief, 5, n. 6, 10, n. 18, and 23, n. 39, Ms. Kranz, by virtue of the PUC order, nevertheless must now tolerate the Effects</w:t>
+        <w:t xml:space="preserve">Mrs. Kranz’s farm is capable of hosting turbines; she declined to enter into the proferred Kranz Easement (Ex. I-⁠2, R013269). Ironically, as noted in Appellants’ brief, 5, n. 6, 10, n. 18, and 23, n. 39, Ms. Kranz, by virtue of the PUC order, nevertheless must now tolerate the Effects</w:t>
       </w:r>
       <w:r>
         <w:t xml:space="preserve"> </w:t>
@@ -8306,13 +8040,7 @@
         <w:t xml:space="preserve"> </w:t>
       </w:r>
       <w:r>
-        <w:t xml:space="preserve">Project. The single example of “Participation Agreement” is Ex. I</w:t>
-      </w:r>
-      <w:r>
-        <w:noBreakHyphen/>
-      </w:r>
-      <w:r>
-        <w:t xml:space="preserve">8, R013802.</w:t>
+        <w:t xml:space="preserve">Project. The single example of “Participation Agreement” is Ex. I-⁠8, R013802.</w:t>
       </w:r>
       <w:r>
         <w:t xml:space="preserve"> </w:t>
@@ -8347,13 +8075,7 @@
         <w:t xml:space="preserve"> </w:t>
       </w:r>
       <w:r>
-        <w:t xml:space="preserve">Ex. A12</w:t>
-      </w:r>
-      <w:r>
-        <w:noBreakHyphen/>
-      </w:r>
-      <w:r>
-        <w:t xml:space="preserve">16, R006006, bearing the daunting title of “Information on How to Identify and Assess Optical Immissions Wind Turbines.”</w:t>
+        <w:t xml:space="preserve">Ex. A12-⁠16, R006006, bearing the daunting title of “Information on How to Identify and Assess Optical Immissions Wind Turbines.”</w:t>
       </w:r>
     </w:p>
   </w:footnote>
@@ -8372,19 +8094,7 @@
         <w:t xml:space="preserve"> </w:t>
       </w:r>
       <w:r>
-        <w:t xml:space="preserve">SDCL 43</w:t>
-      </w:r>
-      <w:r>
-        <w:noBreakHyphen/>
-      </w:r>
-      <w:r>
-        <w:t xml:space="preserve">13</w:t>
-      </w:r>
-      <w:r>
-        <w:noBreakHyphen/>
-      </w:r>
-      <w:r>
-        <w:t xml:space="preserve">4, declaring that a “servitude can be created only by one who has a vested estate in the servient tenement,” comes to mind. The “right” alluded to in the question presented is that of the “right to exclude,” a right as noted in</w:t>
+        <w:t xml:space="preserve">SDCL 43-⁠13-⁠4, declaring that a “servitude can be created only by one who has a vested estate in the servient tenement,” comes to mind. The “right” alluded to in the question presented is that of the “right to exclude,” a right as noted in</w:t>
       </w:r>
       <w:r>
         <w:t xml:space="preserve"> </w:t>
@@ -9140,7 +8850,7 @@
     <w:qFormat/>
     <w:pPr>
       <w:keepLines/>
-      <w:spacing w:before="0" w:after="140" w:line="276" w:lineRule="exact"/>
+      <w:spacing w:before="14" w:after="140" w:line="276" w:lineRule="exact"/>
     </w:pPr>
     <w:rPr>
       <w:sz w:val="24"/>
